--- a/5-人员管理/运行记录类文件/HFSJ-ITSS-0513-2026年度人员管理报告（截止2026年4月）.docx
+++ b/5-人员管理/运行记录类文件/HFSJ-ITSS-0513-2026年度人员管理报告（截止2026年4月）.docx
@@ -6797,8 +6797,8 @@
         <w:snapToGrid w:val="0"/>
         <w:textAlignment w:val="baseline"/>
       </w:pPr>
-      <w:bookmarkStart w:id="11" w:name="heading_7"/>
-      <w:bookmarkStart w:id="12" w:name="_Toc28160"/>
+      <w:bookmarkStart w:id="11" w:name="_Toc28160"/>
+      <w:bookmarkStart w:id="12" w:name="heading_7"/>
       <w:r>
         <w:t>人员储备计划执行情况</w:t>
       </w:r>
@@ -6926,6 +6926,12 @@
             <w:insideH w:val="none" w:color="DEE0E3" w:sz="0" w:space="0"/>
             <w:insideV w:val="none" w:color="DEE0E3" w:sz="0" w:space="0"/>
           </w:tblBorders>
+          <w:tblCellMar>
+            <w:top w:w="0" w:type="dxa"/>
+            <w:left w:w="10" w:type="dxa"/>
+            <w:bottom w:w="0" w:type="dxa"/>
+            <w:right w:w="10" w:type="dxa"/>
+          </w:tblCellMar>
         </w:tblPrEx>
         <w:trPr>
           <w:trHeight w:val="0" w:hRule="atLeast"/>
@@ -12659,8 +12665,8 @@
         <w:snapToGrid w:val="0"/>
         <w:textAlignment w:val="baseline"/>
       </w:pPr>
-      <w:bookmarkStart w:id="23" w:name="_Toc29354"/>
-      <w:bookmarkStart w:id="24" w:name="heading_13"/>
+      <w:bookmarkStart w:id="23" w:name="heading_13"/>
+      <w:bookmarkStart w:id="24" w:name="_Toc29354"/>
       <w:r>
         <w:t>培训预算执行情况</w:t>
       </w:r>
@@ -14094,8 +14100,8 @@
         <w:snapToGrid w:val="0"/>
         <w:textAlignment w:val="baseline"/>
       </w:pPr>
-      <w:bookmarkStart w:id="27" w:name="_Toc542"/>
-      <w:bookmarkStart w:id="28" w:name="heading_15"/>
+      <w:bookmarkStart w:id="27" w:name="heading_15"/>
+      <w:bookmarkStart w:id="28" w:name="_Toc542"/>
       <w:r>
         <w:t>关键岗位备份计划执行情况</w:t>
       </w:r>
@@ -14120,8 +14126,8 @@
         <w:snapToGrid w:val="0"/>
         <w:textAlignment w:val="baseline"/>
       </w:pPr>
-      <w:bookmarkStart w:id="29" w:name="heading_16"/>
-      <w:bookmarkStart w:id="30" w:name="_Toc6040"/>
+      <w:bookmarkStart w:id="29" w:name="_Toc6040"/>
+      <w:bookmarkStart w:id="30" w:name="heading_16"/>
       <w:r>
         <w:t>备份完成情况</w:t>
       </w:r>
@@ -15796,8 +15802,8 @@
         <w:snapToGrid w:val="0"/>
         <w:textAlignment w:val="baseline"/>
       </w:pPr>
-      <w:bookmarkStart w:id="33" w:name="heading_18"/>
-      <w:bookmarkStart w:id="34" w:name="_Toc4801"/>
+      <w:bookmarkStart w:id="33" w:name="_Toc4801"/>
+      <w:bookmarkStart w:id="34" w:name="heading_18"/>
       <w:r>
         <w:t>人员绩效考核执行情况</w:t>
       </w:r>
@@ -15843,7 +15849,16 @@
           <w:rFonts w:hint="eastAsia"/>
           <w:lang w:val="en-US" w:eastAsia="zh-CN"/>
         </w:rPr>
-        <w:t>绩效考核针对入职满一年的员工。</w:t>
+        <w:t>绩效考核针对入职满一年的14名员工进行考核</w:t>
+      </w:r>
+      <w:bookmarkStart w:id="43" w:name="_GoBack"/>
+      <w:bookmarkEnd w:id="43"/>
+      <w:r>
+        <w:rPr>
+          <w:rFonts w:hint="eastAsia"/>
+          <w:lang w:val="en-US" w:eastAsia="zh-CN"/>
+        </w:rPr>
+        <w:t>。2026年第一季度的新入职员工不进行考核。</w:t>
       </w:r>
     </w:p>
     <w:p>
@@ -16644,8 +16659,6 @@
               </w:rPr>
               <w:t>14</w:t>
             </w:r>
-            <w:bookmarkStart w:id="43" w:name="_GoBack"/>
-            <w:bookmarkEnd w:id="43"/>
             <w:r>
               <w:t>人次</w:t>
             </w:r>
@@ -17238,8 +17251,8 @@
         <w:snapToGrid w:val="0"/>
         <w:textAlignment w:val="baseline"/>
       </w:pPr>
-      <w:bookmarkStart w:id="37" w:name="heading_20"/>
-      <w:bookmarkStart w:id="38" w:name="_Toc10354"/>
+      <w:bookmarkStart w:id="37" w:name="_Toc10354"/>
+      <w:bookmarkStart w:id="38" w:name="heading_20"/>
       <w:r>
         <w:t>绩效考核及时完成率</w:t>
       </w:r>
@@ -17321,8 +17334,8 @@
         <w:snapToGrid w:val="0"/>
         <w:textAlignment w:val="baseline"/>
       </w:pPr>
-      <w:bookmarkStart w:id="41" w:name="_Toc29492"/>
-      <w:bookmarkStart w:id="42" w:name="heading_23"/>
+      <w:bookmarkStart w:id="41" w:name="heading_23"/>
+      <w:bookmarkStart w:id="42" w:name="_Toc29492"/>
       <w:r>
         <w:t>评价完成情况</w:t>
       </w:r>
